--- a/lessons/3-1/homework.docx
+++ b/lessons/3-1/homework.docx
@@ -19,24 +19,13 @@
     </w:p>
     <w:p>
       <w:pPr>
-        <w:pStyle w:val="Title"/>
+        <w:pStyle w:val="Heading1"/>
       </w:pPr>
       <w:r>
         <w:rPr>
           <w:rFonts w:ascii="Arial" w:hAnsi="Arial" w:eastAsia="Arial" w:cs="Arial"/>
         </w:rPr>
         <w:t>Understanding Ratios</w:t>
-      </w:r>
-    </w:p>
-    <w:p>
-      <w:pPr>
-        <w:pStyle w:val="PublisherEdition"/>
-      </w:pPr>
-      <w:r>
-        <w:rPr>
-          <w:rFonts w:ascii="Arial" w:hAnsi="Arial" w:eastAsia="Arial" w:cs="Arial"/>
-        </w:rPr>
-        <w:t>Version 2  /  Regular</w:t>
       </w:r>
     </w:p>
     <w:p>
@@ -96,7 +85,7 @@
     </w:p>
     <w:p>
       <w:pPr>
-        <w:pStyle w:val="PublisherSection"/>
+        <w:pStyle w:val="Heading2"/>
         <w:shd w:val="clear" w:color="auto" w:fill="EEF4F5"/>
         <w:pBdr>
           <w:left w:val="single" w:color="176B70" w:sz="20" w:space="7"/>
@@ -118,8 +107,6 @@
       <w:tblPr>
         <w:tblW w:type="dxa" w:w="10368"/>
         <w:jc w:val="center"/>
-        <w:tblLayout w:type="fixed"/>
-        <w:tblLook w:firstColumn="1" w:firstRow="1" w:lastColumn="0" w:lastRow="0" w:noHBand="0" w:noVBand="1" w:val="04A0"/>
         <w:tblInd w:type="dxa" w:w="0"/>
         <w:tblBorders>
           <w:top w:val="single" w:color="B9C9CE" w:sz="4" w:space="0"/>
@@ -129,6 +116,10 @@
           <w:insideH w:val="single" w:color="FFFFFF" w:sz="8" w:space="0"/>
           <w:insideV w:val="single" w:color="FFFFFF" w:sz="12" w:space="0"/>
         </w:tblBorders>
+        <w:tblLayout w:type="fixed"/>
+        <w:tblLook w:firstColumn="1" w:firstRow="1" w:lastColumn="0" w:lastRow="0" w:noHBand="0" w:noVBand="1" w:val="04A0"/>
+        <w:tblCaption w:val="Learn from a model"/>
+        <w:tblDescription w:val="Layout table. It only arranges the page; read its cells in order."/>
       </w:tblPr>
       <w:tblGrid>
         <w:gridCol w:w="4464"/>
@@ -394,7 +385,7 @@
     </w:p>
     <w:p>
       <w:pPr>
-        <w:pStyle w:val="PublisherSection"/>
+        <w:pStyle w:val="Heading2"/>
         <w:shd w:val="clear" w:color="auto" w:fill="EEF4F5"/>
         <w:pBdr>
           <w:left w:val="single" w:color="176B70" w:sz="20" w:space="7"/>
@@ -416,8 +407,6 @@
       <w:tblPr>
         <w:tblW w:type="dxa" w:w="10368"/>
         <w:jc w:val="center"/>
-        <w:tblLayout w:type="fixed"/>
-        <w:tblLook w:firstColumn="1" w:firstRow="1" w:lastColumn="0" w:lastRow="0" w:noHBand="0" w:noVBand="1" w:val="04A0"/>
         <w:tblInd w:type="dxa" w:w="0"/>
         <w:tblBorders>
           <w:top w:val="nil"/>
@@ -427,6 +416,10 @@
           <w:insideH w:val="nil"/>
           <w:insideV w:val="nil"/>
         </w:tblBorders>
+        <w:tblLayout w:type="fixed"/>
+        <w:tblLook w:firstColumn="1" w:firstRow="1" w:lastColumn="0" w:lastRow="0" w:noHBand="0" w:noVBand="1" w:val="04A0"/>
+        <w:tblCaption w:val="Exercise 1"/>
+        <w:tblDescription w:val="Layout table. It only arranges the page; read its cells in order."/>
       </w:tblPr>
       <w:tblGrid>
         <w:gridCol w:w="10368"/>
@@ -513,8 +506,6 @@
             <w:tblPr>
               <w:tblW w:type="dxa" w:w="10368"/>
               <w:jc w:val="center"/>
-              <w:tblLayout w:type="fixed"/>
-              <w:tblLook w:firstColumn="1" w:firstRow="1" w:lastColumn="0" w:lastRow="0" w:noHBand="0" w:noVBand="1" w:val="04A0"/>
               <w:tblInd w:type="dxa" w:w="0"/>
               <w:tblBorders>
                 <w:top w:val="single" w:color="B9C9CE" w:sz="4" w:space="0"/>
@@ -522,6 +513,10 @@
                 <w:bottom w:val="single" w:color="B9C9CE" w:sz="4" w:space="0"/>
                 <w:right w:val="single" w:color="B9C9CE" w:sz="4" w:space="0"/>
               </w:tblBorders>
+              <w:tblLayout w:type="fixed"/>
+              <w:tblLook w:firstColumn="1" w:firstRow="1" w:lastColumn="0" w:lastRow="0" w:noHBand="0" w:noVBand="1" w:val="04A0"/>
+              <w:tblCaption w:val="Workspace"/>
+              <w:tblDescription w:val="Layout table that frames the blank workspace for this exercise."/>
             </w:tblPr>
             <w:tblGrid>
               <w:gridCol w:w="10368"/>
@@ -568,7 +563,7 @@
                     <w:drawing>
                       <wp:inline xmlns:a="http://schemas.openxmlformats.org/drawingml/2006/main" xmlns:pic="http://schemas.openxmlformats.org/drawingml/2006/picture">
                         <wp:extent cx="6382512" cy="685800"/>
-                        <wp:docPr id="1" name="Picture 1" descr="PUBLISHER_WORKSPACE: Blank square grid for sketching a geometric figure or net. The grid has no assigned measurements or scale." title="SHOW YOUR THINKING"/>
+                        <wp:docPr id="1" name="Picture 1" descr="Blank square grid for sketching a geometric figure or net. The grid has no assigned measurements or scale." title="SHOW YOUR THINKING"/>
                         <wp:cNvGraphicFramePr>
                           <a:graphicFrameLocks noChangeAspect="1"/>
                         </wp:cNvGraphicFramePr>
@@ -635,8 +630,6 @@
       <w:tblPr>
         <w:tblW w:type="dxa" w:w="10368"/>
         <w:jc w:val="center"/>
-        <w:tblLayout w:type="fixed"/>
-        <w:tblLook w:firstColumn="1" w:firstRow="1" w:lastColumn="0" w:lastRow="0" w:noHBand="0" w:noVBand="1" w:val="04A0"/>
         <w:tblInd w:type="dxa" w:w="0"/>
         <w:tblBorders>
           <w:top w:val="nil"/>
@@ -646,6 +639,10 @@
           <w:insideH w:val="nil"/>
           <w:insideV w:val="nil"/>
         </w:tblBorders>
+        <w:tblLayout w:type="fixed"/>
+        <w:tblLook w:firstColumn="1" w:firstRow="1" w:lastColumn="0" w:lastRow="0" w:noHBand="0" w:noVBand="1" w:val="04A0"/>
+        <w:tblCaption w:val="Exercise 2"/>
+        <w:tblDescription w:val="Layout table. It only arranges the page; read its cells in order."/>
       </w:tblPr>
       <w:tblGrid>
         <w:gridCol w:w="10368"/>
@@ -732,8 +729,6 @@
             <w:tblPr>
               <w:tblW w:type="dxa" w:w="10368"/>
               <w:jc w:val="center"/>
-              <w:tblLayout w:type="fixed"/>
-              <w:tblLook w:firstColumn="1" w:firstRow="1" w:lastColumn="0" w:lastRow="0" w:noHBand="0" w:noVBand="1" w:val="04A0"/>
               <w:tblInd w:type="dxa" w:w="0"/>
               <w:tblBorders>
                 <w:top w:val="single" w:color="B9C9CE" w:sz="4" w:space="0"/>
@@ -741,6 +736,10 @@
                 <w:bottom w:val="single" w:color="B9C9CE" w:sz="4" w:space="0"/>
                 <w:right w:val="single" w:color="B9C9CE" w:sz="4" w:space="0"/>
               </w:tblBorders>
+              <w:tblLayout w:type="fixed"/>
+              <w:tblLook w:firstColumn="1" w:firstRow="1" w:lastColumn="0" w:lastRow="0" w:noHBand="0" w:noVBand="1" w:val="04A0"/>
+              <w:tblCaption w:val="Workspace"/>
+              <w:tblDescription w:val="Layout table that frames the blank workspace for this exercise."/>
             </w:tblPr>
             <w:tblGrid>
               <w:gridCol w:w="10368"/>
@@ -787,7 +786,7 @@
                     <w:drawing>
                       <wp:inline xmlns:a="http://schemas.openxmlformats.org/drawingml/2006/main" xmlns:pic="http://schemas.openxmlformats.org/drawingml/2006/picture">
                         <wp:extent cx="6382512" cy="685800"/>
-                        <wp:docPr id="2" name="Picture 2" descr="PUBLISHER_WORKSPACE: Blank square grid for sketching a geometric figure or net. The grid has no assigned measurements or scale." title="SHOW YOUR THINKING"/>
+                        <wp:docPr id="2" name="Picture 2" descr="Blank square grid for sketching a geometric figure or net. The grid has no assigned measurements or scale." title="SHOW YOUR THINKING"/>
                         <wp:cNvGraphicFramePr>
                           <a:graphicFrameLocks noChangeAspect="1"/>
                         </wp:cNvGraphicFramePr>
@@ -854,8 +853,6 @@
       <w:tblPr>
         <w:tblW w:type="dxa" w:w="10368"/>
         <w:jc w:val="center"/>
-        <w:tblLayout w:type="fixed"/>
-        <w:tblLook w:firstColumn="1" w:firstRow="1" w:lastColumn="0" w:lastRow="0" w:noHBand="0" w:noVBand="1" w:val="04A0"/>
         <w:tblInd w:type="dxa" w:w="0"/>
         <w:tblBorders>
           <w:top w:val="nil"/>
@@ -865,6 +862,10 @@
           <w:insideH w:val="nil"/>
           <w:insideV w:val="nil"/>
         </w:tblBorders>
+        <w:tblLayout w:type="fixed"/>
+        <w:tblLook w:firstColumn="1" w:firstRow="1" w:lastColumn="0" w:lastRow="0" w:noHBand="0" w:noVBand="1" w:val="04A0"/>
+        <w:tblCaption w:val="Exercise 3"/>
+        <w:tblDescription w:val="Layout table. It only arranges the page; read its cells in order."/>
       </w:tblPr>
       <w:tblGrid>
         <w:gridCol w:w="10368"/>
@@ -951,8 +952,6 @@
             <w:tblPr>
               <w:tblW w:type="dxa" w:w="10368"/>
               <w:jc w:val="center"/>
-              <w:tblLayout w:type="fixed"/>
-              <w:tblLook w:firstColumn="1" w:firstRow="1" w:lastColumn="0" w:lastRow="0" w:noHBand="0" w:noVBand="1" w:val="04A0"/>
               <w:tblInd w:type="dxa" w:w="0"/>
               <w:tblBorders>
                 <w:top w:val="single" w:color="B9C9CE" w:sz="4" w:space="0"/>
@@ -960,6 +959,10 @@
                 <w:bottom w:val="single" w:color="B9C9CE" w:sz="4" w:space="0"/>
                 <w:right w:val="single" w:color="B9C9CE" w:sz="4" w:space="0"/>
               </w:tblBorders>
+              <w:tblLayout w:type="fixed"/>
+              <w:tblLook w:firstColumn="1" w:firstRow="1" w:lastColumn="0" w:lastRow="0" w:noHBand="0" w:noVBand="1" w:val="04A0"/>
+              <w:tblCaption w:val="Workspace"/>
+              <w:tblDescription w:val="Layout table that frames the blank workspace for this exercise."/>
             </w:tblPr>
             <w:tblGrid>
               <w:gridCol w:w="10368"/>
@@ -1006,7 +1009,7 @@
                     <w:drawing>
                       <wp:inline xmlns:a="http://schemas.openxmlformats.org/drawingml/2006/main" xmlns:pic="http://schemas.openxmlformats.org/drawingml/2006/picture">
                         <wp:extent cx="6382512" cy="685800"/>
-                        <wp:docPr id="3" name="Picture 3" descr="PUBLISHER_WORKSPACE: Blank square grid for sketching a geometric figure or net. The grid has no assigned measurements or scale." title="SHOW YOUR THINKING"/>
+                        <wp:docPr id="3" name="Picture 3" descr="Blank square grid for sketching a geometric figure or net. The grid has no assigned measurements or scale." title="SHOW YOUR THINKING"/>
                         <wp:cNvGraphicFramePr>
                           <a:graphicFrameLocks noChangeAspect="1"/>
                         </wp:cNvGraphicFramePr>
@@ -1073,8 +1076,6 @@
       <w:tblPr>
         <w:tblW w:type="dxa" w:w="10368"/>
         <w:jc w:val="center"/>
-        <w:tblLayout w:type="fixed"/>
-        <w:tblLook w:firstColumn="1" w:firstRow="1" w:lastColumn="0" w:lastRow="0" w:noHBand="0" w:noVBand="1" w:val="04A0"/>
         <w:tblInd w:type="dxa" w:w="0"/>
         <w:tblBorders>
           <w:top w:val="nil"/>
@@ -1084,6 +1085,10 @@
           <w:insideH w:val="nil"/>
           <w:insideV w:val="nil"/>
         </w:tblBorders>
+        <w:tblLayout w:type="fixed"/>
+        <w:tblLook w:firstColumn="1" w:firstRow="1" w:lastColumn="0" w:lastRow="0" w:noHBand="0" w:noVBand="1" w:val="04A0"/>
+        <w:tblCaption w:val="Exercise 4"/>
+        <w:tblDescription w:val="Layout table. It only arranges the page; read its cells in order."/>
       </w:tblPr>
       <w:tblGrid>
         <w:gridCol w:w="10368"/>
@@ -1255,8 +1260,6 @@
             <w:tblPr>
               <w:tblW w:type="dxa" w:w="10368"/>
               <w:jc w:val="center"/>
-              <w:tblLayout w:type="fixed"/>
-              <w:tblLook w:firstColumn="1" w:firstRow="1" w:lastColumn="0" w:lastRow="0" w:noHBand="0" w:noVBand="1" w:val="04A0"/>
               <w:tblInd w:type="dxa" w:w="0"/>
               <w:tblBorders>
                 <w:top w:val="single" w:color="B9C9CE" w:sz="4" w:space="0"/>
@@ -1264,6 +1267,10 @@
                 <w:bottom w:val="single" w:color="B9C9CE" w:sz="4" w:space="0"/>
                 <w:right w:val="single" w:color="B9C9CE" w:sz="4" w:space="0"/>
               </w:tblBorders>
+              <w:tblLayout w:type="fixed"/>
+              <w:tblLook w:firstColumn="1" w:firstRow="1" w:lastColumn="0" w:lastRow="0" w:noHBand="0" w:noVBand="1" w:val="04A0"/>
+              <w:tblCaption w:val="Workspace"/>
+              <w:tblDescription w:val="Layout table that frames the blank workspace for this exercise."/>
             </w:tblPr>
             <w:tblGrid>
               <w:gridCol w:w="10368"/>
@@ -1310,7 +1317,7 @@
                     <w:drawing>
                       <wp:inline xmlns:a="http://schemas.openxmlformats.org/drawingml/2006/main" xmlns:pic="http://schemas.openxmlformats.org/drawingml/2006/picture">
                         <wp:extent cx="6382512" cy="1097280"/>
-                        <wp:docPr id="4" name="Picture 4" descr="PUBLISHER_WORKSPACE: Blank square grid for sketching a geometric figure or net. The grid has no assigned measurements or scale." title="SHOW YOUR THINKING"/>
+                        <wp:docPr id="4" name="Picture 4" descr="Blank square grid for sketching a geometric figure or net. The grid has no assigned measurements or scale." title="SHOW YOUR THINKING"/>
                         <wp:cNvGraphicFramePr>
                           <a:graphicFrameLocks noChangeAspect="1"/>
                         </wp:cNvGraphicFramePr>
@@ -1377,8 +1384,6 @@
       <w:tblPr>
         <w:tblW w:type="dxa" w:w="10368"/>
         <w:jc w:val="center"/>
-        <w:tblLayout w:type="fixed"/>
-        <w:tblLook w:firstColumn="1" w:firstRow="1" w:lastColumn="0" w:lastRow="0" w:noHBand="0" w:noVBand="1" w:val="04A0"/>
         <w:tblInd w:type="dxa" w:w="0"/>
         <w:tblBorders>
           <w:top w:val="nil"/>
@@ -1388,6 +1393,10 @@
           <w:insideH w:val="nil"/>
           <w:insideV w:val="nil"/>
         </w:tblBorders>
+        <w:tblLayout w:type="fixed"/>
+        <w:tblLook w:firstColumn="1" w:firstRow="1" w:lastColumn="0" w:lastRow="0" w:noHBand="0" w:noVBand="1" w:val="04A0"/>
+        <w:tblCaption w:val="Exercise 5"/>
+        <w:tblDescription w:val="Layout table. It only arranges the page; read its cells in order."/>
       </w:tblPr>
       <w:tblGrid>
         <w:gridCol w:w="10368"/>
@@ -1474,8 +1483,6 @@
             <w:tblPr>
               <w:tblW w:type="dxa" w:w="10368"/>
               <w:jc w:val="center"/>
-              <w:tblLayout w:type="fixed"/>
-              <w:tblLook w:firstColumn="1" w:firstRow="1" w:lastColumn="0" w:lastRow="0" w:noHBand="0" w:noVBand="1" w:val="04A0"/>
               <w:tblInd w:type="dxa" w:w="0"/>
               <w:tblBorders>
                 <w:top w:val="single" w:color="B9C9CE" w:sz="4" w:space="0"/>
@@ -1483,6 +1490,10 @@
                 <w:bottom w:val="single" w:color="B9C9CE" w:sz="4" w:space="0"/>
                 <w:right w:val="single" w:color="B9C9CE" w:sz="4" w:space="0"/>
               </w:tblBorders>
+              <w:tblLayout w:type="fixed"/>
+              <w:tblLook w:firstColumn="1" w:firstRow="1" w:lastColumn="0" w:lastRow="0" w:noHBand="0" w:noVBand="1" w:val="04A0"/>
+              <w:tblCaption w:val="Workspace"/>
+              <w:tblDescription w:val="Layout table that frames the blank workspace for this exercise."/>
             </w:tblPr>
             <w:tblGrid>
               <w:gridCol w:w="10368"/>
@@ -1529,7 +1540,7 @@
                     <w:drawing>
                       <wp:inline xmlns:a="http://schemas.openxmlformats.org/drawingml/2006/main" xmlns:pic="http://schemas.openxmlformats.org/drawingml/2006/picture">
                         <wp:extent cx="6382512" cy="685800"/>
-                        <wp:docPr id="5" name="Picture 5" descr="PUBLISHER_WORKSPACE: Blank square grid for sketching a geometric figure or net. The grid has no assigned measurements or scale." title="SHOW YOUR THINKING"/>
+                        <wp:docPr id="5" name="Picture 5" descr="Blank square grid for sketching a geometric figure or net. The grid has no assigned measurements or scale." title="SHOW YOUR THINKING"/>
                         <wp:cNvGraphicFramePr>
                           <a:graphicFrameLocks noChangeAspect="1"/>
                         </wp:cNvGraphicFramePr>
@@ -1596,8 +1607,6 @@
       <w:tblPr>
         <w:tblW w:type="dxa" w:w="10368"/>
         <w:jc w:val="center"/>
-        <w:tblLayout w:type="fixed"/>
-        <w:tblLook w:firstColumn="1" w:firstRow="1" w:lastColumn="0" w:lastRow="0" w:noHBand="0" w:noVBand="1" w:val="04A0"/>
         <w:tblInd w:type="dxa" w:w="0"/>
         <w:tblBorders>
           <w:top w:val="nil"/>
@@ -1607,6 +1616,10 @@
           <w:insideH w:val="nil"/>
           <w:insideV w:val="nil"/>
         </w:tblBorders>
+        <w:tblLayout w:type="fixed"/>
+        <w:tblLook w:firstColumn="1" w:firstRow="1" w:lastColumn="0" w:lastRow="0" w:noHBand="0" w:noVBand="1" w:val="04A0"/>
+        <w:tblCaption w:val="Exercise 6"/>
+        <w:tblDescription w:val="Layout table. It only arranges the page; read its cells in order."/>
       </w:tblPr>
       <w:tblGrid>
         <w:gridCol w:w="10368"/>
@@ -1693,8 +1706,6 @@
             <w:tblPr>
               <w:tblW w:type="dxa" w:w="10368"/>
               <w:jc w:val="center"/>
-              <w:tblLayout w:type="fixed"/>
-              <w:tblLook w:firstColumn="1" w:firstRow="1" w:lastColumn="0" w:lastRow="0" w:noHBand="0" w:noVBand="1" w:val="04A0"/>
               <w:tblInd w:type="dxa" w:w="0"/>
               <w:tblBorders>
                 <w:top w:val="single" w:color="B9C9CE" w:sz="4" w:space="0"/>
@@ -1702,6 +1713,10 @@
                 <w:bottom w:val="single" w:color="B9C9CE" w:sz="4" w:space="0"/>
                 <w:right w:val="single" w:color="B9C9CE" w:sz="4" w:space="0"/>
               </w:tblBorders>
+              <w:tblLayout w:type="fixed"/>
+              <w:tblLook w:firstColumn="1" w:firstRow="1" w:lastColumn="0" w:lastRow="0" w:noHBand="0" w:noVBand="1" w:val="04A0"/>
+              <w:tblCaption w:val="Workspace"/>
+              <w:tblDescription w:val="Layout table that frames the blank workspace for this exercise."/>
             </w:tblPr>
             <w:tblGrid>
               <w:gridCol w:w="10368"/>
@@ -1748,7 +1763,7 @@
                     <w:drawing>
                       <wp:inline xmlns:a="http://schemas.openxmlformats.org/drawingml/2006/main" xmlns:pic="http://schemas.openxmlformats.org/drawingml/2006/picture">
                         <wp:extent cx="6382512" cy="685800"/>
-                        <wp:docPr id="6" name="Picture 6" descr="PUBLISHER_WORKSPACE: Blank square grid for sketching a geometric figure or net. The grid has no assigned measurements or scale." title="SHOW YOUR THINKING"/>
+                        <wp:docPr id="6" name="Picture 6" descr="Blank square grid for sketching a geometric figure or net. The grid has no assigned measurements or scale." title="SHOW YOUR THINKING"/>
                         <wp:cNvGraphicFramePr>
                           <a:graphicFrameLocks noChangeAspect="1"/>
                         </wp:cNvGraphicFramePr>
@@ -1815,8 +1830,6 @@
       <w:tblPr>
         <w:tblW w:type="dxa" w:w="10368"/>
         <w:jc w:val="center"/>
-        <w:tblLayout w:type="fixed"/>
-        <w:tblLook w:firstColumn="1" w:firstRow="1" w:lastColumn="0" w:lastRow="0" w:noHBand="0" w:noVBand="1" w:val="04A0"/>
         <w:tblInd w:type="dxa" w:w="0"/>
         <w:tblBorders>
           <w:top w:val="nil"/>
@@ -1826,6 +1839,10 @@
           <w:insideH w:val="nil"/>
           <w:insideV w:val="nil"/>
         </w:tblBorders>
+        <w:tblLayout w:type="fixed"/>
+        <w:tblLook w:firstColumn="1" w:firstRow="1" w:lastColumn="0" w:lastRow="0" w:noHBand="0" w:noVBand="1" w:val="04A0"/>
+        <w:tblCaption w:val="Exercise 7"/>
+        <w:tblDescription w:val="Layout table. It only arranges the page; read its cells in order."/>
       </w:tblPr>
       <w:tblGrid>
         <w:gridCol w:w="10368"/>
@@ -1912,8 +1929,6 @@
             <w:tblPr>
               <w:tblW w:type="dxa" w:w="10368"/>
               <w:jc w:val="center"/>
-              <w:tblLayout w:type="fixed"/>
-              <w:tblLook w:firstColumn="1" w:firstRow="1" w:lastColumn="0" w:lastRow="0" w:noHBand="0" w:noVBand="1" w:val="04A0"/>
               <w:tblInd w:type="dxa" w:w="0"/>
               <w:tblBorders>
                 <w:top w:val="single" w:color="B9C9CE" w:sz="4" w:space="0"/>
@@ -1921,6 +1936,10 @@
                 <w:bottom w:val="single" w:color="B9C9CE" w:sz="4" w:space="0"/>
                 <w:right w:val="single" w:color="B9C9CE" w:sz="4" w:space="0"/>
               </w:tblBorders>
+              <w:tblLayout w:type="fixed"/>
+              <w:tblLook w:firstColumn="1" w:firstRow="1" w:lastColumn="0" w:lastRow="0" w:noHBand="0" w:noVBand="1" w:val="04A0"/>
+              <w:tblCaption w:val="Workspace"/>
+              <w:tblDescription w:val="Layout table that frames the blank workspace for this exercise."/>
             </w:tblPr>
             <w:tblGrid>
               <w:gridCol w:w="10368"/>
@@ -1967,7 +1986,7 @@
                     <w:drawing>
                       <wp:inline xmlns:a="http://schemas.openxmlformats.org/drawingml/2006/main" xmlns:pic="http://schemas.openxmlformats.org/drawingml/2006/picture">
                         <wp:extent cx="6382512" cy="822960"/>
-                        <wp:docPr id="7" name="Picture 7" descr="PUBLISHER_WORKSPACE: Blank ruled workspace for calculations, mathematical labels, and written reasoning." title="EXPLAIN WITH MATHEMATICAL EVIDENCE"/>
+                        <wp:docPr id="7" name="Picture 7" descr="Blank ruled workspace for calculations, mathematical labels, and written reasoning." title="EXPLAIN WITH MATHEMATICAL EVIDENCE"/>
                         <wp:cNvGraphicFramePr>
                           <a:graphicFrameLocks noChangeAspect="1"/>
                         </wp:cNvGraphicFramePr>
@@ -2034,8 +2053,6 @@
       <w:tblPr>
         <w:tblW w:type="dxa" w:w="10368"/>
         <w:jc w:val="center"/>
-        <w:tblLayout w:type="fixed"/>
-        <w:tblLook w:firstColumn="1" w:firstRow="1" w:lastColumn="0" w:lastRow="0" w:noHBand="0" w:noVBand="1" w:val="04A0"/>
         <w:tblInd w:type="dxa" w:w="0"/>
         <w:tblBorders>
           <w:top w:val="nil"/>
@@ -2045,6 +2062,10 @@
           <w:insideH w:val="nil"/>
           <w:insideV w:val="nil"/>
         </w:tblBorders>
+        <w:tblLayout w:type="fixed"/>
+        <w:tblLook w:firstColumn="1" w:firstRow="1" w:lastColumn="0" w:lastRow="0" w:noHBand="0" w:noVBand="1" w:val="04A0"/>
+        <w:tblCaption w:val="Exercise 8"/>
+        <w:tblDescription w:val="Layout table. It only arranges the page; read its cells in order."/>
       </w:tblPr>
       <w:tblGrid>
         <w:gridCol w:w="10368"/>
@@ -2131,8 +2152,6 @@
             <w:tblPr>
               <w:tblW w:type="dxa" w:w="10368"/>
               <w:jc w:val="center"/>
-              <w:tblLayout w:type="fixed"/>
-              <w:tblLook w:firstColumn="1" w:firstRow="1" w:lastColumn="0" w:lastRow="0" w:noHBand="0" w:noVBand="1" w:val="04A0"/>
               <w:tblInd w:type="dxa" w:w="0"/>
               <w:tblBorders>
                 <w:top w:val="single" w:color="B9C9CE" w:sz="4" w:space="0"/>
@@ -2140,6 +2159,10 @@
                 <w:bottom w:val="single" w:color="B9C9CE" w:sz="4" w:space="0"/>
                 <w:right w:val="single" w:color="B9C9CE" w:sz="4" w:space="0"/>
               </w:tblBorders>
+              <w:tblLayout w:type="fixed"/>
+              <w:tblLook w:firstColumn="1" w:firstRow="1" w:lastColumn="0" w:lastRow="0" w:noHBand="0" w:noVBand="1" w:val="04A0"/>
+              <w:tblCaption w:val="Workspace"/>
+              <w:tblDescription w:val="Layout table that frames the blank workspace for this exercise."/>
             </w:tblPr>
             <w:tblGrid>
               <w:gridCol w:w="10368"/>
@@ -2186,7 +2209,7 @@
                     <w:drawing>
                       <wp:inline xmlns:a="http://schemas.openxmlformats.org/drawingml/2006/main" xmlns:pic="http://schemas.openxmlformats.org/drawingml/2006/picture">
                         <wp:extent cx="6382512" cy="822960"/>
-                        <wp:docPr id="8" name="Picture 8" descr="PUBLISHER_WORKSPACE: Blank ruled workspace for calculations, mathematical labels, and written reasoning." title="EXPLAIN WITH MATHEMATICAL EVIDENCE"/>
+                        <wp:docPr id="8" name="Picture 8" descr="Blank ruled workspace for calculations, mathematical labels, and written reasoning." title="EXPLAIN WITH MATHEMATICAL EVIDENCE"/>
                         <wp:cNvGraphicFramePr>
                           <a:graphicFrameLocks noChangeAspect="1"/>
                         </wp:cNvGraphicFramePr>
@@ -2253,8 +2276,6 @@
       <w:tblPr>
         <w:tblW w:type="dxa" w:w="10368"/>
         <w:jc w:val="center"/>
-        <w:tblLayout w:type="fixed"/>
-        <w:tblLook w:firstColumn="1" w:firstRow="1" w:lastColumn="0" w:lastRow="0" w:noHBand="0" w:noVBand="1" w:val="04A0"/>
         <w:tblInd w:type="dxa" w:w="0"/>
         <w:tblBorders>
           <w:top w:val="nil"/>
@@ -2264,6 +2285,10 @@
           <w:insideH w:val="nil"/>
           <w:insideV w:val="nil"/>
         </w:tblBorders>
+        <w:tblLayout w:type="fixed"/>
+        <w:tblLook w:firstColumn="1" w:firstRow="1" w:lastColumn="0" w:lastRow="0" w:noHBand="0" w:noVBand="1" w:val="04A0"/>
+        <w:tblCaption w:val="Exercise 9"/>
+        <w:tblDescription w:val="Layout table. It only arranges the page; read its cells in order."/>
       </w:tblPr>
       <w:tblGrid>
         <w:gridCol w:w="10368"/>
@@ -2350,8 +2375,6 @@
             <w:tblPr>
               <w:tblW w:type="dxa" w:w="10368"/>
               <w:jc w:val="center"/>
-              <w:tblLayout w:type="fixed"/>
-              <w:tblLook w:firstColumn="1" w:firstRow="1" w:lastColumn="0" w:lastRow="0" w:noHBand="0" w:noVBand="1" w:val="04A0"/>
               <w:tblInd w:type="dxa" w:w="0"/>
               <w:tblBorders>
                 <w:top w:val="single" w:color="B9C9CE" w:sz="4" w:space="0"/>
@@ -2359,6 +2382,10 @@
                 <w:bottom w:val="single" w:color="B9C9CE" w:sz="4" w:space="0"/>
                 <w:right w:val="single" w:color="B9C9CE" w:sz="4" w:space="0"/>
               </w:tblBorders>
+              <w:tblLayout w:type="fixed"/>
+              <w:tblLook w:firstColumn="1" w:firstRow="1" w:lastColumn="0" w:lastRow="0" w:noHBand="0" w:noVBand="1" w:val="04A0"/>
+              <w:tblCaption w:val="Workspace"/>
+              <w:tblDescription w:val="Layout table that frames the blank workspace for this exercise."/>
             </w:tblPr>
             <w:tblGrid>
               <w:gridCol w:w="10368"/>
@@ -2405,7 +2432,7 @@
                     <w:drawing>
                       <wp:inline xmlns:a="http://schemas.openxmlformats.org/drawingml/2006/main" xmlns:pic="http://schemas.openxmlformats.org/drawingml/2006/picture">
                         <wp:extent cx="6382512" cy="685800"/>
-                        <wp:docPr id="9" name="Picture 9" descr="PUBLISHER_WORKSPACE: Blank square grid for sketching a geometric figure or net. The grid has no assigned measurements or scale." title="SHOW YOUR THINKING"/>
+                        <wp:docPr id="9" name="Picture 9" descr="Blank square grid for sketching a geometric figure or net. The grid has no assigned measurements or scale." title="SHOW YOUR THINKING"/>
                         <wp:cNvGraphicFramePr>
                           <a:graphicFrameLocks noChangeAspect="1"/>
                         </wp:cNvGraphicFramePr>
@@ -2472,8 +2499,6 @@
       <w:tblPr>
         <w:tblW w:type="dxa" w:w="10368"/>
         <w:jc w:val="center"/>
-        <w:tblLayout w:type="fixed"/>
-        <w:tblLook w:firstColumn="1" w:firstRow="1" w:lastColumn="0" w:lastRow="0" w:noHBand="0" w:noVBand="1" w:val="04A0"/>
         <w:tblInd w:type="dxa" w:w="0"/>
         <w:tblBorders>
           <w:top w:val="nil"/>
@@ -2483,6 +2508,10 @@
           <w:insideH w:val="nil"/>
           <w:insideV w:val="nil"/>
         </w:tblBorders>
+        <w:tblLayout w:type="fixed"/>
+        <w:tblLook w:firstColumn="1" w:firstRow="1" w:lastColumn="0" w:lastRow="0" w:noHBand="0" w:noVBand="1" w:val="04A0"/>
+        <w:tblCaption w:val="Exercise 10"/>
+        <w:tblDescription w:val="Layout table. It only arranges the page; read its cells in order."/>
       </w:tblPr>
       <w:tblGrid>
         <w:gridCol w:w="10368"/>
@@ -2569,8 +2598,6 @@
             <w:tblPr>
               <w:tblW w:type="dxa" w:w="10368"/>
               <w:jc w:val="center"/>
-              <w:tblLayout w:type="fixed"/>
-              <w:tblLook w:firstColumn="1" w:firstRow="1" w:lastColumn="0" w:lastRow="0" w:noHBand="0" w:noVBand="1" w:val="04A0"/>
               <w:tblInd w:type="dxa" w:w="0"/>
               <w:tblBorders>
                 <w:top w:val="single" w:color="B9C9CE" w:sz="4" w:space="0"/>
@@ -2578,6 +2605,10 @@
                 <w:bottom w:val="single" w:color="B9C9CE" w:sz="4" w:space="0"/>
                 <w:right w:val="single" w:color="B9C9CE" w:sz="4" w:space="0"/>
               </w:tblBorders>
+              <w:tblLayout w:type="fixed"/>
+              <w:tblLook w:firstColumn="1" w:firstRow="1" w:lastColumn="0" w:lastRow="0" w:noHBand="0" w:noVBand="1" w:val="04A0"/>
+              <w:tblCaption w:val="Workspace"/>
+              <w:tblDescription w:val="Layout table that frames the blank workspace for this exercise."/>
             </w:tblPr>
             <w:tblGrid>
               <w:gridCol w:w="10368"/>
@@ -2624,7 +2655,7 @@
                     <w:drawing>
                       <wp:inline xmlns:a="http://schemas.openxmlformats.org/drawingml/2006/main" xmlns:pic="http://schemas.openxmlformats.org/drawingml/2006/picture">
                         <wp:extent cx="6382512" cy="685800"/>
-                        <wp:docPr id="10" name="Picture 10" descr="PUBLISHER_WORKSPACE: Blank square grid for sketching a geometric figure or net. The grid has no assigned measurements or scale." title="SHOW YOUR THINKING"/>
+                        <wp:docPr id="10" name="Picture 10" descr="Blank square grid for sketching a geometric figure or net. The grid has no assigned measurements or scale." title="SHOW YOUR THINKING"/>
                         <wp:cNvGraphicFramePr>
                           <a:graphicFrameLocks noChangeAspect="1"/>
                         </wp:cNvGraphicFramePr>
@@ -2691,8 +2722,6 @@
       <w:tblPr>
         <w:tblW w:type="dxa" w:w="10368"/>
         <w:jc w:val="center"/>
-        <w:tblLayout w:type="fixed"/>
-        <w:tblLook w:firstColumn="1" w:firstRow="1" w:lastColumn="0" w:lastRow="0" w:noHBand="0" w:noVBand="1" w:val="04A0"/>
         <w:tblInd w:type="dxa" w:w="0"/>
         <w:tblBorders>
           <w:top w:val="nil"/>
@@ -2702,6 +2731,10 @@
           <w:insideH w:val="nil"/>
           <w:insideV w:val="nil"/>
         </w:tblBorders>
+        <w:tblLayout w:type="fixed"/>
+        <w:tblLook w:firstColumn="1" w:firstRow="1" w:lastColumn="0" w:lastRow="0" w:noHBand="0" w:noVBand="1" w:val="04A0"/>
+        <w:tblCaption w:val="Exercise 11"/>
+        <w:tblDescription w:val="Layout table. It only arranges the page; read its cells in order."/>
       </w:tblPr>
       <w:tblGrid>
         <w:gridCol w:w="10368"/>
@@ -2788,8 +2821,6 @@
             <w:tblPr>
               <w:tblW w:type="dxa" w:w="10368"/>
               <w:jc w:val="center"/>
-              <w:tblLayout w:type="fixed"/>
-              <w:tblLook w:firstColumn="1" w:firstRow="1" w:lastColumn="0" w:lastRow="0" w:noHBand="0" w:noVBand="1" w:val="04A0"/>
               <w:tblInd w:type="dxa" w:w="0"/>
               <w:tblBorders>
                 <w:top w:val="single" w:color="B9C9CE" w:sz="4" w:space="0"/>
@@ -2797,6 +2828,10 @@
                 <w:bottom w:val="single" w:color="B9C9CE" w:sz="4" w:space="0"/>
                 <w:right w:val="single" w:color="B9C9CE" w:sz="4" w:space="0"/>
               </w:tblBorders>
+              <w:tblLayout w:type="fixed"/>
+              <w:tblLook w:firstColumn="1" w:firstRow="1" w:lastColumn="0" w:lastRow="0" w:noHBand="0" w:noVBand="1" w:val="04A0"/>
+              <w:tblCaption w:val="Workspace"/>
+              <w:tblDescription w:val="Layout table that frames the blank workspace for this exercise."/>
             </w:tblPr>
             <w:tblGrid>
               <w:gridCol w:w="10368"/>
@@ -2843,7 +2878,7 @@
                     <w:drawing>
                       <wp:inline xmlns:a="http://schemas.openxmlformats.org/drawingml/2006/main" xmlns:pic="http://schemas.openxmlformats.org/drawingml/2006/picture">
                         <wp:extent cx="6382512" cy="685800"/>
-                        <wp:docPr id="11" name="Picture 11" descr="PUBLISHER_WORKSPACE: Blank square grid for sketching a geometric figure or net. The grid has no assigned measurements or scale." title="SHOW YOUR THINKING"/>
+                        <wp:docPr id="11" name="Picture 11" descr="Blank square grid for sketching a geometric figure or net. The grid has no assigned measurements or scale." title="SHOW YOUR THINKING"/>
                         <wp:cNvGraphicFramePr>
                           <a:graphicFrameLocks noChangeAspect="1"/>
                         </wp:cNvGraphicFramePr>
@@ -2910,8 +2945,6 @@
       <w:tblPr>
         <w:tblW w:type="dxa" w:w="10368"/>
         <w:jc w:val="center"/>
-        <w:tblLayout w:type="fixed"/>
-        <w:tblLook w:firstColumn="1" w:firstRow="1" w:lastColumn="0" w:lastRow="0" w:noHBand="0" w:noVBand="1" w:val="04A0"/>
         <w:tblInd w:type="dxa" w:w="0"/>
         <w:tblBorders>
           <w:top w:val="nil"/>
@@ -2921,6 +2954,10 @@
           <w:insideH w:val="nil"/>
           <w:insideV w:val="nil"/>
         </w:tblBorders>
+        <w:tblLayout w:type="fixed"/>
+        <w:tblLook w:firstColumn="1" w:firstRow="1" w:lastColumn="0" w:lastRow="0" w:noHBand="0" w:noVBand="1" w:val="04A0"/>
+        <w:tblCaption w:val="Exercise 12"/>
+        <w:tblDescription w:val="Layout table. It only arranges the page; read its cells in order."/>
       </w:tblPr>
       <w:tblGrid>
         <w:gridCol w:w="10368"/>
@@ -3007,8 +3044,6 @@
             <w:tblPr>
               <w:tblW w:type="dxa" w:w="10368"/>
               <w:jc w:val="center"/>
-              <w:tblLayout w:type="fixed"/>
-              <w:tblLook w:firstColumn="1" w:firstRow="1" w:lastColumn="0" w:lastRow="0" w:noHBand="0" w:noVBand="1" w:val="04A0"/>
               <w:tblInd w:type="dxa" w:w="0"/>
               <w:tblBorders>
                 <w:top w:val="single" w:color="B9C9CE" w:sz="4" w:space="0"/>
@@ -3016,6 +3051,10 @@
                 <w:bottom w:val="single" w:color="B9C9CE" w:sz="4" w:space="0"/>
                 <w:right w:val="single" w:color="B9C9CE" w:sz="4" w:space="0"/>
               </w:tblBorders>
+              <w:tblLayout w:type="fixed"/>
+              <w:tblLook w:firstColumn="1" w:firstRow="1" w:lastColumn="0" w:lastRow="0" w:noHBand="0" w:noVBand="1" w:val="04A0"/>
+              <w:tblCaption w:val="Workspace"/>
+              <w:tblDescription w:val="Layout table that frames the blank workspace for this exercise."/>
             </w:tblPr>
             <w:tblGrid>
               <w:gridCol w:w="10368"/>
@@ -3062,7 +3101,7 @@
                     <w:drawing>
                       <wp:inline xmlns:a="http://schemas.openxmlformats.org/drawingml/2006/main" xmlns:pic="http://schemas.openxmlformats.org/drawingml/2006/picture">
                         <wp:extent cx="6382512" cy="822960"/>
-                        <wp:docPr id="12" name="Picture 12" descr="PUBLISHER_WORKSPACE: Blank ruled workspace for calculations, mathematical labels, and written reasoning." title="EXPLAIN WITH MATHEMATICAL EVIDENCE"/>
+                        <wp:docPr id="12" name="Picture 12" descr="Blank ruled workspace for calculations, mathematical labels, and written reasoning." title="EXPLAIN WITH MATHEMATICAL EVIDENCE"/>
                         <wp:cNvGraphicFramePr>
                           <a:graphicFrameLocks noChangeAspect="1"/>
                         </wp:cNvGraphicFramePr>
@@ -3127,7 +3166,7 @@
     </w:p>
     <w:p>
       <w:pPr>
-        <w:pStyle w:val="PublisherSection"/>
+        <w:pStyle w:val="Heading2"/>
         <w:shd w:val="clear" w:color="auto" w:fill="EEF4F5"/>
         <w:pBdr>
           <w:left w:val="single" w:color="176B70" w:sz="20" w:space="7"/>
@@ -3149,8 +3188,6 @@
       <w:tblPr>
         <w:tblW w:type="dxa" w:w="10368"/>
         <w:jc w:val="center"/>
-        <w:tblLayout w:type="fixed"/>
-        <w:tblLook w:firstColumn="1" w:firstRow="1" w:lastColumn="0" w:lastRow="0" w:noHBand="0" w:noVBand="1" w:val="04A0"/>
         <w:tblInd w:type="dxa" w:w="0"/>
         <w:tblBorders>
           <w:top w:val="nil"/>
@@ -3160,6 +3197,10 @@
           <w:insideH w:val="nil"/>
           <w:insideV w:val="nil"/>
         </w:tblBorders>
+        <w:tblLayout w:type="fixed"/>
+        <w:tblLook w:firstColumn="1" w:firstRow="1" w:lastColumn="0" w:lastRow="0" w:noHBand="0" w:noVBand="1" w:val="04A0"/>
+        <w:tblCaption w:val="Exercise 13"/>
+        <w:tblDescription w:val="Layout table. It only arranges the page; read its cells in order."/>
       </w:tblPr>
       <w:tblGrid>
         <w:gridCol w:w="10368"/>
@@ -3246,8 +3287,6 @@
             <w:tblPr>
               <w:tblW w:type="dxa" w:w="10368"/>
               <w:jc w:val="center"/>
-              <w:tblLayout w:type="fixed"/>
-              <w:tblLook w:firstColumn="1" w:firstRow="1" w:lastColumn="0" w:lastRow="0" w:noHBand="0" w:noVBand="1" w:val="04A0"/>
               <w:tblInd w:type="dxa" w:w="0"/>
               <w:tblBorders>
                 <w:top w:val="single" w:color="B9C9CE" w:sz="4" w:space="0"/>
@@ -3255,6 +3294,10 @@
                 <w:bottom w:val="single" w:color="B9C9CE" w:sz="4" w:space="0"/>
                 <w:right w:val="single" w:color="B9C9CE" w:sz="4" w:space="0"/>
               </w:tblBorders>
+              <w:tblLayout w:type="fixed"/>
+              <w:tblLook w:firstColumn="1" w:firstRow="1" w:lastColumn="0" w:lastRow="0" w:noHBand="0" w:noVBand="1" w:val="04A0"/>
+              <w:tblCaption w:val="Workspace"/>
+              <w:tblDescription w:val="Layout table that frames the blank workspace for this exercise."/>
             </w:tblPr>
             <w:tblGrid>
               <w:gridCol w:w="10368"/>
@@ -3301,7 +3344,7 @@
                     <w:drawing>
                       <wp:inline xmlns:a="http://schemas.openxmlformats.org/drawingml/2006/main" xmlns:pic="http://schemas.openxmlformats.org/drawingml/2006/picture">
                         <wp:extent cx="6382512" cy="548640"/>
-                        <wp:docPr id="13" name="Picture 13" descr="PUBLISHER_WORKSPACE: Blank square grid for sketching a geometric figure or net. The grid has no assigned measurements or scale." title="SHOW YOUR THINKING"/>
+                        <wp:docPr id="13" name="Picture 13" descr="Blank square grid for sketching a geometric figure or net. The grid has no assigned measurements or scale." title="SHOW YOUR THINKING"/>
                         <wp:cNvGraphicFramePr>
                           <a:graphicFrameLocks noChangeAspect="1"/>
                         </wp:cNvGraphicFramePr>
@@ -3368,8 +3411,6 @@
       <w:tblPr>
         <w:tblW w:type="dxa" w:w="10368"/>
         <w:jc w:val="center"/>
-        <w:tblLayout w:type="fixed"/>
-        <w:tblLook w:firstColumn="1" w:firstRow="1" w:lastColumn="0" w:lastRow="0" w:noHBand="0" w:noVBand="1" w:val="04A0"/>
         <w:tblInd w:type="dxa" w:w="0"/>
         <w:tblBorders>
           <w:top w:val="nil"/>
@@ -3379,6 +3420,10 @@
           <w:insideH w:val="nil"/>
           <w:insideV w:val="nil"/>
         </w:tblBorders>
+        <w:tblLayout w:type="fixed"/>
+        <w:tblLook w:firstColumn="1" w:firstRow="1" w:lastColumn="0" w:lastRow="0" w:noHBand="0" w:noVBand="1" w:val="04A0"/>
+        <w:tblCaption w:val="Exercise 14"/>
+        <w:tblDescription w:val="Layout table. It only arranges the page; read its cells in order."/>
       </w:tblPr>
       <w:tblGrid>
         <w:gridCol w:w="10368"/>
@@ -3465,8 +3510,6 @@
             <w:tblPr>
               <w:tblW w:type="dxa" w:w="10368"/>
               <w:jc w:val="center"/>
-              <w:tblLayout w:type="fixed"/>
-              <w:tblLook w:firstColumn="1" w:firstRow="1" w:lastColumn="0" w:lastRow="0" w:noHBand="0" w:noVBand="1" w:val="04A0"/>
               <w:tblInd w:type="dxa" w:w="0"/>
               <w:tblBorders>
                 <w:top w:val="single" w:color="B9C9CE" w:sz="4" w:space="0"/>
@@ -3474,6 +3517,10 @@
                 <w:bottom w:val="single" w:color="B9C9CE" w:sz="4" w:space="0"/>
                 <w:right w:val="single" w:color="B9C9CE" w:sz="4" w:space="0"/>
               </w:tblBorders>
+              <w:tblLayout w:type="fixed"/>
+              <w:tblLook w:firstColumn="1" w:firstRow="1" w:lastColumn="0" w:lastRow="0" w:noHBand="0" w:noVBand="1" w:val="04A0"/>
+              <w:tblCaption w:val="Workspace"/>
+              <w:tblDescription w:val="Layout table that frames the blank workspace for this exercise."/>
             </w:tblPr>
             <w:tblGrid>
               <w:gridCol w:w="10368"/>
@@ -3520,7 +3567,7 @@
                     <w:drawing>
                       <wp:inline xmlns:a="http://schemas.openxmlformats.org/drawingml/2006/main" xmlns:pic="http://schemas.openxmlformats.org/drawingml/2006/picture">
                         <wp:extent cx="6382512" cy="548640"/>
-                        <wp:docPr id="14" name="Picture 14" descr="PUBLISHER_WORKSPACE: Blank square grid for sketching a geometric figure or net. The grid has no assigned measurements or scale." title="SHOW YOUR THINKING"/>
+                        <wp:docPr id="14" name="Picture 14" descr="Blank square grid for sketching a geometric figure or net. The grid has no assigned measurements or scale." title="SHOW YOUR THINKING"/>
                         <wp:cNvGraphicFramePr>
                           <a:graphicFrameLocks noChangeAspect="1"/>
                         </wp:cNvGraphicFramePr>
@@ -3587,8 +3634,6 @@
       <w:tblPr>
         <w:tblW w:type="dxa" w:w="10368"/>
         <w:jc w:val="center"/>
-        <w:tblLayout w:type="fixed"/>
-        <w:tblLook w:firstColumn="1" w:firstRow="1" w:lastColumn="0" w:lastRow="0" w:noHBand="0" w:noVBand="1" w:val="04A0"/>
         <w:tblInd w:type="dxa" w:w="0"/>
         <w:tblBorders>
           <w:top w:val="nil"/>
@@ -3598,6 +3643,10 @@
           <w:insideH w:val="nil"/>
           <w:insideV w:val="nil"/>
         </w:tblBorders>
+        <w:tblLayout w:type="fixed"/>
+        <w:tblLook w:firstColumn="1" w:firstRow="1" w:lastColumn="0" w:lastRow="0" w:noHBand="0" w:noVBand="1" w:val="04A0"/>
+        <w:tblCaption w:val="Exercise 15"/>
+        <w:tblDescription w:val="Layout table. It only arranges the page; read its cells in order."/>
       </w:tblPr>
       <w:tblGrid>
         <w:gridCol w:w="10368"/>
@@ -3684,8 +3733,6 @@
             <w:tblPr>
               <w:tblW w:type="dxa" w:w="10368"/>
               <w:jc w:val="center"/>
-              <w:tblLayout w:type="fixed"/>
-              <w:tblLook w:firstColumn="1" w:firstRow="1" w:lastColumn="0" w:lastRow="0" w:noHBand="0" w:noVBand="1" w:val="04A0"/>
               <w:tblInd w:type="dxa" w:w="0"/>
               <w:tblBorders>
                 <w:top w:val="single" w:color="B9C9CE" w:sz="4" w:space="0"/>
@@ -3693,6 +3740,10 @@
                 <w:bottom w:val="single" w:color="B9C9CE" w:sz="4" w:space="0"/>
                 <w:right w:val="single" w:color="B9C9CE" w:sz="4" w:space="0"/>
               </w:tblBorders>
+              <w:tblLayout w:type="fixed"/>
+              <w:tblLook w:firstColumn="1" w:firstRow="1" w:lastColumn="0" w:lastRow="0" w:noHBand="0" w:noVBand="1" w:val="04A0"/>
+              <w:tblCaption w:val="Workspace"/>
+              <w:tblDescription w:val="Layout table that frames the blank workspace for this exercise."/>
             </w:tblPr>
             <w:tblGrid>
               <w:gridCol w:w="10368"/>
@@ -3739,7 +3790,7 @@
                     <w:drawing>
                       <wp:inline xmlns:a="http://schemas.openxmlformats.org/drawingml/2006/main" xmlns:pic="http://schemas.openxmlformats.org/drawingml/2006/picture">
                         <wp:extent cx="6382512" cy="548640"/>
-                        <wp:docPr id="15" name="Picture 15" descr="PUBLISHER_WORKSPACE: Blank square grid for sketching a geometric figure or net. The grid has no assigned measurements or scale." title="SHOW YOUR THINKING"/>
+                        <wp:docPr id="15" name="Picture 15" descr="Blank square grid for sketching a geometric figure or net. The grid has no assigned measurements or scale." title="SHOW YOUR THINKING"/>
                         <wp:cNvGraphicFramePr>
                           <a:graphicFrameLocks noChangeAspect="1"/>
                         </wp:cNvGraphicFramePr>
@@ -3804,7 +3855,7 @@
     </w:p>
     <w:p>
       <w:pPr>
-        <w:pStyle w:val="PublisherSection"/>
+        <w:pStyle w:val="Heading2"/>
         <w:shd w:val="clear" w:color="auto" w:fill="EEF4F5"/>
         <w:pBdr>
           <w:left w:val="single" w:color="176B70" w:sz="20" w:space="7"/>
@@ -3826,8 +3877,6 @@
       <w:tblPr>
         <w:tblW w:type="dxa" w:w="10368"/>
         <w:jc w:val="center"/>
-        <w:tblLayout w:type="fixed"/>
-        <w:tblLook w:firstColumn="1" w:firstRow="1" w:lastColumn="0" w:lastRow="0" w:noHBand="0" w:noVBand="1" w:val="04A0"/>
         <w:tblInd w:type="dxa" w:w="0"/>
         <w:tblBorders>
           <w:top w:val="nil"/>
@@ -3837,6 +3886,10 @@
           <w:insideH w:val="nil"/>
           <w:insideV w:val="nil"/>
         </w:tblBorders>
+        <w:tblLayout w:type="fixed"/>
+        <w:tblLook w:firstColumn="1" w:firstRow="1" w:lastColumn="0" w:lastRow="0" w:noHBand="0" w:noVBand="1" w:val="04A0"/>
+        <w:tblCaption w:val="Exercise 16"/>
+        <w:tblDescription w:val="Layout table. It only arranges the page; read its cells in order."/>
       </w:tblPr>
       <w:tblGrid>
         <w:gridCol w:w="10368"/>
@@ -3905,8 +3958,6 @@
           <w:tbl>
             <w:tblPr>
               <w:tblW w:type="dxa" w:w="10368"/>
-              <w:tblLayout w:type="fixed"/>
-              <w:tblLook w:firstColumn="1" w:firstRow="1" w:lastColumn="0" w:lastRow="0" w:noHBand="0" w:noVBand="1" w:val="04A0"/>
               <w:jc w:val="center"/>
               <w:tblInd w:type="dxa" w:w="0"/>
               <w:tblBorders>
@@ -3917,6 +3968,10 @@
                 <w:insideH w:val="single" w:color="B9C9CE" w:sz="4" w:space="0"/>
                 <w:insideV w:val="single" w:color="B9C9CE" w:sz="4" w:space="0"/>
               </w:tblBorders>
+              <w:tblLayout w:type="fixed"/>
+              <w:tblLook w:firstColumn="1" w:firstRow="1" w:lastColumn="0" w:lastRow="0" w:noHBand="0" w:noVBand="1" w:val="04A0"/>
+              <w:tblCaption w:val="Layout"/>
+              <w:tblDescription w:val="Layout table. It only arranges the page; read its cells in order."/>
             </w:tblPr>
             <w:tblGrid>
               <w:gridCol w:w="5184"/>
@@ -4085,8 +4140,6 @@
       <w:tblPr>
         <w:tblW w:type="dxa" w:w="10368"/>
         <w:jc w:val="center"/>
-        <w:tblLayout w:type="fixed"/>
-        <w:tblLook w:firstColumn="1" w:firstRow="1" w:lastColumn="0" w:lastRow="0" w:noHBand="0" w:noVBand="1" w:val="04A0"/>
         <w:tblInd w:type="dxa" w:w="0"/>
         <w:tblBorders>
           <w:top w:val="nil"/>
@@ -4096,6 +4149,10 @@
           <w:insideH w:val="nil"/>
           <w:insideV w:val="nil"/>
         </w:tblBorders>
+        <w:tblLayout w:type="fixed"/>
+        <w:tblLook w:firstColumn="1" w:firstRow="1" w:lastColumn="0" w:lastRow="0" w:noHBand="0" w:noVBand="1" w:val="04A0"/>
+        <w:tblCaption w:val="Exercise 17"/>
+        <w:tblDescription w:val="Layout table. It only arranges the page; read its cells in order."/>
       </w:tblPr>
       <w:tblGrid>
         <w:gridCol w:w="10368"/>
@@ -4164,8 +4221,6 @@
           <w:tbl>
             <w:tblPr>
               <w:tblW w:type="dxa" w:w="10368"/>
-              <w:tblLayout w:type="fixed"/>
-              <w:tblLook w:firstColumn="1" w:firstRow="1" w:lastColumn="0" w:lastRow="0" w:noHBand="0" w:noVBand="1" w:val="04A0"/>
               <w:jc w:val="center"/>
               <w:tblInd w:type="dxa" w:w="0"/>
               <w:tblBorders>
@@ -4176,6 +4231,10 @@
                 <w:insideH w:val="single" w:color="B9C9CE" w:sz="4" w:space="0"/>
                 <w:insideV w:val="single" w:color="B9C9CE" w:sz="4" w:space="0"/>
               </w:tblBorders>
+              <w:tblLayout w:type="fixed"/>
+              <w:tblLook w:firstColumn="1" w:firstRow="1" w:lastColumn="0" w:lastRow="0" w:noHBand="0" w:noVBand="1" w:val="04A0"/>
+              <w:tblCaption w:val="Layout"/>
+              <w:tblDescription w:val="Layout table. It only arranges the page; read its cells in order."/>
             </w:tblPr>
             <w:tblGrid>
               <w:gridCol w:w="10368"/>
@@ -4352,8 +4411,6 @@
       <w:tblPr>
         <w:tblW w:type="dxa" w:w="10368"/>
         <w:jc w:val="center"/>
-        <w:tblLayout w:type="fixed"/>
-        <w:tblLook w:firstColumn="1" w:firstRow="1" w:lastColumn="0" w:lastRow="0" w:noHBand="0" w:noVBand="1" w:val="04A0"/>
         <w:tblInd w:type="dxa" w:w="0"/>
         <w:tblBorders>
           <w:top w:val="nil"/>
@@ -4363,6 +4420,10 @@
           <w:insideH w:val="nil"/>
           <w:insideV w:val="nil"/>
         </w:tblBorders>
+        <w:tblLayout w:type="fixed"/>
+        <w:tblLook w:firstColumn="1" w:firstRow="1" w:lastColumn="0" w:lastRow="0" w:noHBand="0" w:noVBand="1" w:val="04A0"/>
+        <w:tblCaption w:val="Exercise 18"/>
+        <w:tblDescription w:val="Layout table. It only arranges the page; read its cells in order."/>
       </w:tblPr>
       <w:tblGrid>
         <w:gridCol w:w="10368"/>
@@ -4431,8 +4492,6 @@
           <w:tbl>
             <w:tblPr>
               <w:tblW w:type="dxa" w:w="10368"/>
-              <w:tblLayout w:type="fixed"/>
-              <w:tblLook w:firstColumn="1" w:firstRow="1" w:lastColumn="0" w:lastRow="0" w:noHBand="0" w:noVBand="1" w:val="04A0"/>
               <w:jc w:val="center"/>
               <w:tblInd w:type="dxa" w:w="0"/>
               <w:tblBorders>
@@ -4443,6 +4502,10 @@
                 <w:insideH w:val="single" w:color="B9C9CE" w:sz="4" w:space="0"/>
                 <w:insideV w:val="single" w:color="B9C9CE" w:sz="4" w:space="0"/>
               </w:tblBorders>
+              <w:tblLayout w:type="fixed"/>
+              <w:tblLook w:firstColumn="1" w:firstRow="1" w:lastColumn="0" w:lastRow="0" w:noHBand="0" w:noVBand="1" w:val="04A0"/>
+              <w:tblCaption w:val="Layout"/>
+              <w:tblDescription w:val="Layout table. It only arranges the page; read its cells in order."/>
             </w:tblPr>
             <w:tblGrid>
               <w:gridCol w:w="5184"/>
@@ -4593,7 +4656,7 @@
           </w:p>
           <w:p>
             <w:pPr>
-              <w:pStyle w:val="PublisherSection"/>
+              <w:pStyle w:val="Heading2"/>
               <w:shd w:val="clear" w:color="auto" w:fill="FAF5E9"/>
               <w:pBdr>
                 <w:left w:val="single" w:color="B57720" w:sz="20" w:space="7"/>
@@ -4615,8 +4678,6 @@
             <w:tblPr>
               <w:tblW w:type="dxa" w:w="10368"/>
               <w:jc w:val="center"/>
-              <w:tblLayout w:type="fixed"/>
-              <w:tblLook w:firstColumn="1" w:firstRow="1" w:lastColumn="0" w:lastRow="0" w:noHBand="0" w:noVBand="1" w:val="04A0"/>
               <w:tblInd w:type="dxa" w:w="0"/>
               <w:tblBorders>
                 <w:top w:val="single" w:color="B9C9CE" w:sz="4" w:space="0"/>
@@ -4626,6 +4687,10 @@
                 <w:insideH w:val="single" w:color="FFFFFF" w:sz="8" w:space="0"/>
                 <w:insideV w:val="single" w:color="FFFFFF" w:sz="12" w:space="0"/>
               </w:tblBorders>
+              <w:tblLayout w:type="fixed"/>
+              <w:tblLook w:firstColumn="1" w:firstRow="1" w:lastColumn="0" w:lastRow="0" w:noHBand="0" w:noVBand="1" w:val="04A0"/>
+              <w:tblCaption w:val="Layout"/>
+              <w:tblDescription w:val="Layout table. It only arranges the page; read its cells in order."/>
             </w:tblPr>
             <w:tblGrid>
               <w:gridCol w:w="6768"/>
@@ -4858,7 +4923,7 @@
         <w:sz w:val="16"/>
         <w:szCs w:val="16"/>
       </w:rPr>
-      <w:t>Lesson 3.1 / Session 1  /  Regular  /  V2</w:t>
+      <w:t>Lesson 3.1 / Session 1</w:t>
     </w:r>
     <w:r>
       <w:rPr>
@@ -4924,7 +4989,7 @@
         <w:szCs w:val="16"/>
       </w:rPr>
       <w:tab/>
-      <w:t>HOMEWORK  /  V2</w:t>
+      <w:t>HOMEWORK</w:t>
     </w:r>
   </w:p>
 </w:hdr>
@@ -5362,19 +5427,20 @@
     <w:rsid w:val="00FC693F"/>
     <w:pPr>
       <w:keepNext/>
-      <w:keepLines/>
       <w:widowControl/>
-      <w:spacing w:before="200" w:after="120" w:line="269" w:lineRule="auto"/>
+      <w:spacing w:after="100" w:line="245" w:lineRule="auto" w:before="0"/>
       <w:ind w:left="0" w:right="0" w:firstLine="0"/>
+      <w:contextualSpacing/>
       <w:outlineLvl w:val="0"/>
     </w:pPr>
     <w:rPr>
       <w:rFonts w:ascii="Arial" w:hAnsi="Arial" w:eastAsia="Arial" w:cs="Arial"/>
       <w:b/>
-      <w:bCs/>
       <w:color w:val="183E56"/>
-      <w:sz w:val="34"/>
-      <w:szCs w:val="34"/>
+      <w:spacing w:val="5"/>
+      <w:kern w:val="28"/>
+      <w:sz w:val="46"/>
+      <w:szCs w:val="46"/>
     </w:rPr>
   </w:style>
   <w:style w:type="paragraph" w:styleId="Heading2">
@@ -5388,19 +5454,17 @@
     <w:rsid w:val="00FC693F"/>
     <w:pPr>
       <w:keepNext/>
-      <w:keepLines/>
       <w:widowControl/>
-      <w:spacing w:before="180" w:after="100" w:line="269" w:lineRule="auto"/>
+      <w:spacing w:before="200" w:after="120" w:line="269" w:lineRule="auto"/>
       <w:ind w:left="0" w:right="0" w:firstLine="0"/>
       <w:outlineLvl w:val="1"/>
     </w:pPr>
     <w:rPr>
       <w:rFonts w:ascii="Arial" w:hAnsi="Arial" w:eastAsia="Arial" w:cs="Arial"/>
       <w:b/>
-      <w:bCs/>
-      <w:color w:val="176B70"/>
-      <w:sz w:val="22"/>
-      <w:szCs w:val="22"/>
+      <w:color w:val="183E56"/>
+      <w:sz w:val="21"/>
+      <w:szCs w:val="21"/>
     </w:rPr>
   </w:style>
   <w:style w:type="paragraph" w:styleId="Heading3">

--- a/lessons/3-1/homework.docx
+++ b/lessons/3-1/homework.docx
@@ -55,7 +55,7 @@
         <w:rPr>
           <w:rFonts w:ascii="Arial" w:hAnsi="Arial" w:eastAsia="Arial" w:cs="Arial"/>
         </w:rPr>
-        <w:t>Maryland Standard 6.RP.A.1   ·   Learning target — I can describe a relationship between two quantities using ratio language.</w:t>
+        <w:t>Maryland Standard 6.AT.1   ·   Learning target — I can describe a relationship between two quantities using ratio language.</w:t>
       </w:r>
     </w:p>
     <w:p>
